--- a/fixtures/docx/mixed-nl-fr-de-tricky.docx
+++ b/fixtures/docx/mixed-nl-fr-de-tricky.docx
@@ -37,6 +37,14 @@
     <w:p>
       <w:r>
         <w:t>Die Produktion wurde im April vollständig automatisiert.</w:t>
+      </w:r>
+    </w:p>
+    <w:p>
+      <w:r>
+        <w:rPr>
+          <w:lang w:eastAsia="ja-JP"/>
+        </w:rPr>
+        <w:t>当社は来年、海外市場へ進出します。</w:t>
       </w:r>
     </w:p>
     <w:p>
